--- a/publish/docx/IBD and Anal Cancer, and Relations to HPV, Perianal Disease.docx
+++ b/publish/docx/IBD and Anal Cancer, and Relations to HPV, Perianal Disease.docx
@@ -10,33 +10,7 @@
         <w:t xml:space="preserve">Increased Prevalence of Anal Cancer in IBD patients, Especially in Crohn’s Patients with Perianal Disease and UC patients with Anal-Area High-Risk HPV-Positive DNA</w:t>
       </w:r>
     </w:p>
-    <w:sdt>
-      <w:sdtPr>
-        <w:docPartObj>
-          <w:docPartGallery w:val="Table of Contents"/>
-          <w:docPartUnique/>
-        </w:docPartObj>
-      </w:sdtPr>
-      <w:sdtContent>
-        <w:p>
-          <w:pPr>
-            <w:pStyle w:val="TOCHeading"/>
-          </w:pPr>
-          <w:r>
-            <w:t xml:space="preserve">Table of contents</w:t>
-          </w:r>
-        </w:p>
-        <w:p>
-          <w:r>
-            <w:fldChar w:fldCharType="begin" w:dirty="true"/>
-            <w:instrText xml:space="preserve">TOC \o "1-3" \h \z \u</w:instrText>
-            <w:fldChar w:fldCharType="separate"/>
-            <w:fldChar w:fldCharType="end"/>
-          </w:r>
-        </w:p>
-      </w:sdtContent>
-    </w:sdt>
-    <w:bookmarkStart w:id="12" w:name="X91f5eb44818fa982b0dacf750a65b2373afaa36"/>
+    <w:bookmarkStart w:id="9" w:name="X91f5eb44818fa982b0dacf750a65b2373afaa36"/>
     <w:p>
       <w:pPr>
         <w:pStyle w:val="Heading1"/>
@@ -94,6 +68,52 @@
       </w:pPr>
       <w:r>
         <w:t xml:space="preserve">When looking at IBD patients in general within the Epic Cosmos dataset, we also found higher incidences of anal cancer in the IBD population. When separating by Crohn’s vs Ulcerative Colitis, there is a 5x increased prevalence in Crohn’s patients, and a 6.4x increased prevalence in Ulcerative Colitis patients.</w:t>
+      </w:r>
+    </w:p>
+    <w:bookmarkEnd w:id="9"/>
+    <w:bookmarkStart w:id="13" w:name="study-methods-and-results"/>
+    <w:p>
+      <w:pPr>
+        <w:pStyle w:val="Heading1"/>
+      </w:pPr>
+      <w:r>
+        <w:t xml:space="preserve">Study Methods and Results</w:t>
+      </w:r>
+    </w:p>
+    <w:p>
+      <w:pPr>
+        <w:pStyle w:val="FirstParagraph"/>
+      </w:pPr>
+      <w:r>
+        <w:rPr>
+          <w:i/>
+          <w:iCs/>
+        </w:rPr>
+        <w:t xml:space="preserve">Methods:</w:t>
+      </w:r>
+      <w:r>
+        <w:t xml:space="preserve"> </w:t>
+      </w:r>
+      <w:r>
+        <w:t xml:space="preserve">We performed a retrospective Epic Cosmos analysis of 305,065,760 patients with active diagnoses from 6/1990 to 6/2026, stratified as Crohn’s disease, ulcerative colitis, or non-IBD. Anal HR-HPV positivity, anal cancer/dysplasia, and perianal disease were defined by ICD-10 codes. Chi-square testing used p &lt; 0.05. Although approximately 2.4 million IBD patients were identified, HPV testing denominators, negative results, screening frequency, and vaccination status were unavailable; findings may reflect screening, surveillance, or coding differences.</w:t>
+      </w:r>
+    </w:p>
+    <w:p>
+      <w:pPr>
+        <w:pStyle w:val="BodyText"/>
+      </w:pPr>
+      <w:r>
+        <w:rPr>
+          <w:i/>
+          <w:iCs/>
+        </w:rPr>
+        <w:t xml:space="preserve">Results:</w:t>
+      </w:r>
+      <w:r>
+        <w:t xml:space="preserve"> </w:t>
+      </w:r>
+      <w:r>
+        <w:t xml:space="preserve">Compared with non-IBD patients, anal cancer/dysplasia was 5.0-fold higher in Crohn’s disease and 6.4-fold higher in ulcerative colitis. Anal HR-HPV positivity was 2.2-fold and 3.6-fold higher, respectively. Anal cancer/dysplasia within 5 years after anal HR-HPV diagnosis was 2.6-fold higher in Crohn’s disease and 4.1-fold higher in ulcerative colitis. The largest relative increase followed perianal disease diagnosis: 14.3-fold higher in Crohn’s disease and 12.3-fold higher in ulcerative colitis. Unadjusted odds ratios versus non-IBD were similar, with the largest associations after perianal disease diagnosis: OR 14.26 for Crohn’s disease and OR 12.26 for ulcerative colitis.</w:t>
       </w:r>
     </w:p>
     <w:tbl>
@@ -350,7 +370,7 @@
         <w:t xml:space="preserve">*=Row-level Pearson chi-square test p &lt; 0.001.</w:t>
       </w:r>
     </w:p>
-    <w:bookmarkStart w:id="10" w:name="perianal-disease-in-crohns"/>
+    <w:bookmarkStart w:id="11" w:name="perianal-disease-in-crohns"/>
     <w:p>
       <w:pPr>
         <w:pStyle w:val="Heading2"/>
@@ -418,7 +438,7 @@
         <w:t xml:space="preserve">(Slesser et al. 2013)</w:t>
       </w:r>
     </w:p>
-    <w:bookmarkStart w:id="9" w:name="Xb307b4906ec482edddae9f91259a04e2e55932a"/>
+    <w:bookmarkStart w:id="10" w:name="Xb307b4906ec482edddae9f91259a04e2e55932a"/>
     <w:p>
       <w:pPr>
         <w:pStyle w:val="Heading3"/>
@@ -445,9 +465,9 @@
         <w:t xml:space="preserve">noted earlier age of presentation and poorer outcomes with the select group of anal SCC patients in their retrospective analysis. I think this is something we should dig deeper into - how do we measure severity - is a combination of staging of the malignancy and age enough of a metric?</w:t>
       </w:r>
     </w:p>
-    <w:bookmarkEnd w:id="9"/>
     <w:bookmarkEnd w:id="10"/>
-    <w:bookmarkStart w:id="11" w:name="perianal-disease-and-anal-cancer"/>
+    <w:bookmarkEnd w:id="11"/>
+    <w:bookmarkStart w:id="12" w:name="perianal-disease-and-anal-cancer"/>
     <w:p>
       <w:pPr>
         <w:pStyle w:val="Heading2"/>
@@ -545,9 +565,9 @@
         <w:t xml:space="preserve">(1) = 52.3, p &lt; 0.001.</w:t>
       </w:r>
     </w:p>
-    <w:bookmarkEnd w:id="11"/>
     <w:bookmarkEnd w:id="12"/>
-    <w:bookmarkStart w:id="24" w:name="X71f0a1e84c4935b031e652c2e4bc89a0793e4f1"/>
+    <w:bookmarkEnd w:id="13"/>
+    <w:bookmarkStart w:id="25" w:name="X71f0a1e84c4935b031e652c2e4bc89a0793e4f1"/>
     <w:p>
       <w:pPr>
         <w:pStyle w:val="Heading1"/>
@@ -556,7 +576,7 @@
         <w:t xml:space="preserve">Proposed Mechanisms, Discussion, Areas to Further Study</w:t>
       </w:r>
     </w:p>
-    <w:bookmarkStart w:id="13" w:name="anal-sparing-in-ulcerative-colitis"/>
+    <w:bookmarkStart w:id="14" w:name="anal-sparing-in-ulcerative-colitis"/>
     <w:p>
       <w:pPr>
         <w:pStyle w:val="Heading2"/>
@@ -573,8 +593,8 @@
         <w:t xml:space="preserve">While rectal involvement is Ulcerative Colitis is nearly universal, the anal canal is generally spared. This would seem to contradict the data that shows a higher rate of anal cancer in UC patients. High-Risk HPV rates are also increased at this location, which may factor into the higher rates of anal cancer.</w:t>
       </w:r>
     </w:p>
-    <w:bookmarkEnd w:id="13"/>
-    <w:bookmarkStart w:id="17" w:name="X57a07f99ee977673952d1bd591f1e83f07f28e4"/>
+    <w:bookmarkEnd w:id="14"/>
+    <w:bookmarkStart w:id="18" w:name="X57a07f99ee977673952d1bd591f1e83f07f28e4"/>
     <w:p>
       <w:pPr>
         <w:pStyle w:val="Heading2"/>
@@ -600,18 +620,18 @@
           <wp:inline>
             <wp:extent cx="5334000" cy="3725578"/>
             <wp:effectExtent b="0" l="0" r="0" t="0"/>
-            <wp:docPr descr="" title="" id="15" name="Picture"/>
+            <wp:docPr descr="" title="" id="16" name="Picture"/>
             <a:graphic>
               <a:graphicData uri="http://schemas.openxmlformats.org/drawingml/2006/picture">
                 <pic:pic>
                   <pic:nvPicPr>
-                    <pic:cNvPr descr="figures/AZT-not-correlated-HRHPV.png" id="16" name="Picture"/>
+                    <pic:cNvPr descr="figures/AZT-not-correlated-HRHPV.png" id="17" name="Picture"/>
                     <pic:cNvPicPr>
                       <a:picLocks noChangeArrowheads="1" noChangeAspect="1"/>
                     </pic:cNvPicPr>
                   </pic:nvPicPr>
                   <pic:blipFill>
-                    <a:blip r:embed="rId14"/>
+                    <a:blip r:embed="rId15"/>
                     <a:stretch>
                       <a:fillRect/>
                     </a:stretch>
@@ -638,8 +658,8 @@
         </w:drawing>
       </w:r>
     </w:p>
-    <w:bookmarkEnd w:id="17"/>
-    <w:bookmarkStart w:id="23" w:name="future-proposals"/>
+    <w:bookmarkEnd w:id="18"/>
+    <w:bookmarkStart w:id="24" w:name="future-proposals"/>
     <w:p>
       <w:pPr>
         <w:pStyle w:val="Heading2"/>
@@ -680,8 +700,8 @@
         <w:t xml:space="preserve">With the higher rates of Anal-area High-Risk HPV positive DNA in IBD patients, regular screening for these patients may have an outsized effect on rates of anal cancer.</w:t>
       </w:r>
     </w:p>
-    <w:bookmarkStart w:id="22" w:name="refs"/>
-    <w:bookmarkStart w:id="19" w:name="ref-albuquerqueAnalHighriskHuman2023"/>
+    <w:bookmarkStart w:id="23" w:name="refs"/>
+    <w:bookmarkStart w:id="20" w:name="ref-albuquerqueAnalHighriskHuman2023"/>
     <w:p>
       <w:pPr>
         <w:pStyle w:val="Bibliography"/>
@@ -786,7 +806,7 @@
       <w:r>
         <w:t xml:space="preserve"> </w:t>
       </w:r>
-      <w:hyperlink r:id="rId18">
+      <w:hyperlink r:id="rId19">
         <w:r>
           <w:rPr>
             <w:rStyle w:val="Hyperlink"/>
@@ -798,8 +818,8 @@
         <w:t xml:space="preserve">.</w:t>
       </w:r>
     </w:p>
-    <w:bookmarkEnd w:id="19"/>
-    <w:bookmarkStart w:id="21" w:name="ref-slesserSystematicReviewAnal2013"/>
+    <w:bookmarkEnd w:id="20"/>
+    <w:bookmarkStart w:id="22" w:name="ref-slesserSystematicReviewAnal2013"/>
     <w:p>
       <w:pPr>
         <w:pStyle w:val="Bibliography"/>
@@ -832,7 +852,7 @@
       <w:r>
         <w:t xml:space="preserve"> </w:t>
       </w:r>
-      <w:hyperlink r:id="rId20">
+      <w:hyperlink r:id="rId21">
         <w:r>
           <w:rPr>
             <w:rStyle w:val="Hyperlink"/>
@@ -844,10 +864,10 @@
         <w:t xml:space="preserve">.</w:t>
       </w:r>
     </w:p>
-    <w:bookmarkEnd w:id="21"/>
     <w:bookmarkEnd w:id="22"/>
     <w:bookmarkEnd w:id="23"/>
     <w:bookmarkEnd w:id="24"/>
+    <w:bookmarkEnd w:id="25"/>
     <w:sectPr>
       <w:footnotePr>
         <w:numRestart w:val="eachSect"/>
